--- a/cronicas_de_asterath_ladino_capitulo.docx
+++ b/cronicas_de_asterath_ladino_capitulo.docx
@@ -657,6 +657,7 @@
             </w:tcMar>
           </w:tcPr>
           <w:p>
+            <w:r/>
             <w:r>
               <w:rPr>
                 <w:b/>
@@ -674,7 +675,7 @@
               <w:t xml:space="preserve">Gatilho. </w:t>
             </w:r>
             <w:r>
-              <w:t>O Ladino, portando um Boneco Expiatório no inventário, é escolhido como alvo de um ataque.</w:t>
+              <w:t>Como Reação, quando o Ladino, portando um Boneco Expiatório no inventário, for escolhido como alvo direto de um ataque.</w:t>
             </w:r>
           </w:p>
           <w:p>
@@ -696,7 +697,7 @@
               <w:t xml:space="preserve">Limites. </w:t>
             </w:r>
             <w:r>
-              <w:t>O boneco é consumido ao uso. O limite é físico: quantos bonecos o Ladino decidiu preparar e carregar.</w:t>
+              <w:t>Consome a Reação do Ladino. O boneco é consumido ao uso. O limite adicional é físico: quantos bonecos o Ladino decidiu preparar e carregar.</w:t>
             </w:r>
           </w:p>
         </w:tc>
@@ -1107,6 +1108,7 @@
             </w:tcMar>
           </w:tcPr>
           <w:p>
+            <w:r/>
             <w:r>
               <w:rPr>
                 <w:b/>
@@ -1124,7 +1126,7 @@
               <w:t xml:space="preserve">Gatilho. </w:t>
             </w:r>
             <w:r>
-              <w:t>Uma criatura declara um ataque corpo a corpo contra o Ladino.</w:t>
+              <w:t>Como Reação, uma vez por rodada, quando uma criatura declarar um ataque corpo a corpo contra o Ladino.</w:t>
             </w:r>
           </w:p>
           <w:p>
@@ -1135,7 +1137,7 @@
               <w:t xml:space="preserve">Efeito. </w:t>
             </w:r>
             <w:r>
-              <w:t>Uma vez por rodada, faça um teste de Enganação. Em sucesso, realize antes da defesa um ataque com uma arma secundária de alcance contra um alvo válido; depois, resolva normalmente o ataque corpo a corpo recebido.</w:t>
+              <w:t>Faça um teste de Enganação. Em sucesso, realize antes da defesa um ataque com uma arma secundária de alcance contra um alvo válido; depois, resolva normalmente o ataque corpo a corpo recebido.</w:t>
             </w:r>
           </w:p>
           <w:p>
@@ -1146,7 +1148,7 @@
               <w:t xml:space="preserve">Limites. </w:t>
             </w:r>
             <w:r>
-              <w:t>A arma precisa ser apropriada para uso secundário e rápido, como besta adequada, zarabatana, dardos ou facas de arremesso.</w:t>
+              <w:t>Consome a Reação do Ladino. A arma precisa ser apropriada para uso secundário e rápido, como besta adequada, zarabatana, dardos ou facas de arremesso.</w:t>
             </w:r>
           </w:p>
         </w:tc>
@@ -1532,12 +1534,163 @@
         <w:spacing w:after="0"/>
       </w:pPr>
     </w:p>
+    <w:tbl>
+      <w:tblPr>
+        <w:tblW w:type="auto" w:w="0"/>
+        <w:jc w:val="center"/>
+        <w:tblLook w:firstColumn="1" w:firstRow="1" w:lastColumn="0" w:lastRow="0" w:noHBand="0" w:noVBand="1" w:val="04A0"/>
+      </w:tblPr>
+      <w:tblGrid>
+        <w:gridCol w:w="9994"/>
+      </w:tblGrid>
+      <w:tr>
+        <w:tc>
+          <w:tcPr>
+            <w:tcW w:type="dxa" w:w="9994"/>
+            <w:shd w:fill="F7F7F7"/>
+            <w:tcMar>
+              <w:top w:w="90" w:type="dxa"/>
+              <w:start w:w="120" w:type="dxa"/>
+              <w:bottom w:w="90" w:type="dxa"/>
+              <w:end w:w="120" w:type="dxa"/>
+            </w:tcMar>
+          </w:tcPr>
+          <w:p>
+            <w:r>
+              <w:rPr>
+                <w:b/>
+                <w:color w:val="6B2737"/>
+                <w:sz w:val="22"/>
+              </w:rPr>
+              <w:t>Reflexos sob Tensão</w:t>
+            </w:r>
+          </w:p>
+          <w:p>
+            <w:r>
+              <w:rPr>
+                <w:b/>
+              </w:rPr>
+              <w:t xml:space="preserve">Gatilho. </w:t>
+            </w:r>
+            <w:r>
+              <w:t>Como Reação, uma vez por rodada, quando o Ladino estiver abaixo de 50% dos PV, for alvejado diretamente por um inimigo e falhar em seu teste de Defesa.</w:t>
+            </w:r>
+          </w:p>
+          <w:p>
+            <w:r>
+              <w:rPr>
+                <w:b/>
+              </w:rPr>
+              <w:t xml:space="preserve">Efeito. </w:t>
+            </w:r>
+            <w:r>
+              <w:t>Refaça imediatamente o teste de Defesa em Desvantagem. O segundo resultado substitui o primeiro.</w:t>
+            </w:r>
+          </w:p>
+          <w:p>
+            <w:r>
+              <w:rPr>
+                <w:b/>
+              </w:rPr>
+              <w:t xml:space="preserve">Limites. </w:t>
+            </w:r>
+            <w:r>
+              <w:t>Consome a Reação do Ladino. Não se aplica a ataques em área, dano ambiental ou efeitos que não alvejem diretamente o Ladino.</w:t>
+            </w:r>
+          </w:p>
+        </w:tc>
+      </w:tr>
+    </w:tbl>
     <w:p>
       <w:pPr>
         <w:pStyle w:val="Heading1"/>
       </w:pPr>
       <w:r>
-        <w:t>8. Estados corporais e Golpe Sinistro</w:t>
+        <w:t>8. Economia de ação das habilidades</w:t>
+      </w:r>
+    </w:p>
+    <w:p>
+      <w:r>
+        <w:t>O Ladino possui muitas respostas possíveis, mas não pode empilhá-las livremente. A economia de Reação é uma trava central da classe: em uma mesma rodada, escolher uma resposta defensiva pode impedir o uso das demais.</w:t>
+      </w:r>
+    </w:p>
+    <w:p>
+      <w:pPr>
+        <w:pStyle w:val="Heading2"/>
+      </w:pPr>
+      <w:r>
+        <w:t>Reações</w:t>
+      </w:r>
+    </w:p>
+    <w:p>
+      <w:pPr>
+        <w:pStyle w:val="ListBullet"/>
+      </w:pPr>
+      <w:r>
+        <w:t>Bode Expiatório — responde ao Ladino ser alvejado diretamente e consome um Boneco Expiatório.</w:t>
+      </w:r>
+    </w:p>
+    <w:p>
+      <w:pPr>
+        <w:pStyle w:val="ListBullet"/>
+      </w:pPr>
+      <w:r>
+        <w:t>Nunca Traga uma Faca para uma Briga de Dardos — responde à declaração de um ataque corpo a corpo.</w:t>
+      </w:r>
+    </w:p>
+    <w:p>
+      <w:pPr>
+        <w:pStyle w:val="ListBullet"/>
+      </w:pPr>
+      <w:r>
+        <w:t>Reflexos sob Tensão — responde a uma Defesa falha enquanto o Ladino está abaixo de 50% dos PV.</w:t>
+      </w:r>
+    </w:p>
+    <w:p>
+      <w:pPr>
+        <w:pStyle w:val="Heading2"/>
+      </w:pPr>
+      <w:r>
+        <w:t>Efeitos condicionais que não consomem Reação</w:t>
+      </w:r>
+    </w:p>
+    <w:p>
+      <w:r>
+        <w:t>Se Fundir às Sombras — dispara depois de um ataque Desguarnecido realizado a partir de Furtividade. O teste de Furtividade faz parte do efeito da técnica e não usa a Reação.</w:t>
+      </w:r>
+    </w:p>
+    <w:p>
+      <w:pPr>
+        <w:pStyle w:val="Heading2"/>
+      </w:pPr>
+      <w:r>
+        <w:t>Modificadores da própria Ação</w:t>
+      </w:r>
+    </w:p>
+    <w:p>
+      <w:r>
+        <w:t>Armas Escondidas — modifica a Ação que o próprio Ladino estava executando. Seu limite é uma vez por turno e ela não consome Reação.</w:t>
+      </w:r>
+    </w:p>
+    <w:p>
+      <w:pPr>
+        <w:pStyle w:val="Heading2"/>
+      </w:pPr>
+      <w:r>
+        <w:t>Ações e preparações ativas</w:t>
+      </w:r>
+    </w:p>
+    <w:p>
+      <w:r>
+        <w:t>Distração de Ataque, De Onde Estou Vindo?, Bomba de Fumaça, Bomba de Fedor, Estrepes e Armadilha Mágica são executadas ativamente conforme seus próprios gatilhos e custos. Disfarce é preparação, Resistência a Venenos é passiva e Acrobata altera o deslocamento.</w:t>
+      </w:r>
+    </w:p>
+    <w:p>
+      <w:pPr>
+        <w:pStyle w:val="Heading1"/>
+      </w:pPr>
+      <w:r>
+        <w:t>9. Estados corporais e Golpe Sinistro</w:t>
       </w:r>
     </w:p>
     <w:p>
@@ -1849,7 +2002,7 @@
         <w:pStyle w:val="Heading1"/>
       </w:pPr>
       <w:r>
-        <w:t>9. Ferramentas e preparação de inventário</w:t>
+        <w:t>10. Ferramentas e preparação de inventário</w:t>
       </w:r>
     </w:p>
     <w:p>
@@ -1907,7 +2060,7 @@
         <w:pStyle w:val="Heading1"/>
       </w:pPr>
       <w:r>
-        <w:t>10. Counterplay</w:t>
+        <w:t>11. Counterplay</w:t>
       </w:r>
     </w:p>
     <w:p>
@@ -1954,7 +2107,7 @@
         <w:pStyle w:val="Heading1"/>
       </w:pPr>
       <w:r>
-        <w:t>11. Expressões naturais da classe</w:t>
+        <w:t>12. Expressões naturais da classe</w:t>
       </w:r>
     </w:p>
     <w:p>
@@ -2010,12 +2163,12 @@
         <w:pStyle w:val="Heading1"/>
       </w:pPr>
       <w:r>
-        <w:t>12. Progressão por nível</w:t>
+        <w:t>13. Progressão por nível</w:t>
       </w:r>
     </w:p>
     <w:p>
       <w:r>
-        <w:t>A progressão entrega primeiro o jogo de aposta e sobrevivência; depois amplia entrada, saída e ferramentas; por fim, empilha a probabilidade a favor do Ladino sem eliminar o risco de escolher errado.</w:t>
+        <w:t>A progressão entrega primeiro o jogo de aposta e sobrevivência; depois amplia entrada, saída e ferramentas; por fim, empilha a probabilidade a favor do Ladino sem eliminar o risco de escolher errado. As Reações defensivas não se acumulam livremente: Bode Expiatório, Briga de Dardos e Reflexos sob Tensão disputam a mesma Reação.</w:t>
       </w:r>
     </w:p>
     <w:tbl>
@@ -2395,7 +2548,7 @@
           </w:tcPr>
           <w:p>
             <w:r>
-              <w:t>Resistência a Venenos</w:t>
+              <w:t>Reflexos sob Tensão + Resistência a Venenos</w:t>
             </w:r>
           </w:p>
         </w:tc>
@@ -2412,7 +2565,7 @@
           </w:tcPr>
           <w:p>
             <w:r>
-              <w:t>Competência temática e sobrevivência contra toxinas.</w:t>
+              <w:t>Ganha uma última resposta defensiva sob baixa vida, competindo pela Reação, e consolida resistência temática contra toxinas.</w:t>
             </w:r>
           </w:p>
         </w:tc>
@@ -3215,7 +3368,7 @@
         <w:pStyle w:val="Heading1"/>
       </w:pPr>
       <w:r>
-        <w:t>13. Perícias favorecidas</w:t>
+        <w:t>14. Perícias favorecidas</w:t>
       </w:r>
     </w:p>
     <w:p>
@@ -3278,7 +3431,15 @@
         <w:pStyle w:val="Heading1"/>
       </w:pPr>
       <w:r>
-        <w:t>14. Pendências de parametrização</w:t>
+        <w:t>15. Pendências de parametrização</w:t>
+      </w:r>
+    </w:p>
+    <w:p>
+      <w:pPr>
+        <w:pStyle w:val="ListBullet"/>
+      </w:pPr>
+      <w:r>
+        <w:t>Frequência de uso e competição entre Bode Expiatório, Briga de Dardos e Reflexos sob Tensão dentro da economia de uma única Reação.</w:t>
       </w:r>
     </w:p>
     <w:p>
@@ -3394,7 +3555,7 @@
         <w:pStyle w:val="Heading1"/>
       </w:pPr>
       <w:r>
-        <w:t>15. Síntese</w:t>
+        <w:t>16. Síntese</w:t>
       </w:r>
     </w:p>
     <w:p>
